--- a/zhs/docx/027.content.docx
+++ b/zhs/docx/027.content.docx
@@ -19,7 +19,7 @@
         <w:rPr>
           <w:lang w:val="zh_CN" w:bidi="zh_CN"/>
         </w:rPr>
-        <w:t>Resource: 关键词 (SRV)</w:t>
+        <w:t>Resource: Familiarization, Internalization, Articulation (Fia) Terms</w:t>
       </w:r>
       <w:r>
         <w:rPr>
@@ -39,42 +39,61 @@
           <w:b/>
           <w:lang w:val="zh_CN" w:bidi="zh_CN"/>
         </w:rPr>
-        <w:t>Familiarization, Internalization, Articulation (FIA) Key Terms</w:t>
-      </w:r>
-      <w:r>
-        <w:rPr>
-          <w:lang w:val="zh_CN" w:bidi="zh_CN"/>
-        </w:rPr>
-        <w:t xml:space="preserve"> © 2023 SRV Partners Released under CC BY-SA 4.0 license. </w:t>
-      </w:r>
-      <w:r>
-        <w:rPr>
-          <w:lang w:val="zh_CN" w:bidi="zh_CN"/>
-        </w:rPr>
-        <w:t>Familiarization, Internalization, Articulation (FIA) Key Terms</w:t>
-      </w:r>
-      <w:r>
-        <w:rPr>
-          <w:lang w:val="zh_CN" w:bidi="zh_CN"/>
-        </w:rPr>
-        <w:t xml:space="preserve"> has been adapted in the following languages Tok Pisin, عربي, Français, हिंदी, Bahasa Indonesia, Português, Русский, Español, Kiswahili, 简体中文 from </w:t>
-      </w:r>
-      <w:r>
-        <w:rPr>
-          <w:lang w:val="zh_CN" w:bidi="zh_CN"/>
-        </w:rPr>
-        <w:t>Familiarization, Internalization, Articulation (FIA)</w:t>
-      </w:r>
-      <w:r>
-        <w:rPr>
-          <w:lang w:val="zh_CN" w:bidi="zh_CN"/>
-        </w:rPr>
-        <w:t xml:space="preserve"> © 2023 SRV Partners. Released under CC BY-SA 4.0 license by Mission Mutual</w:t>
-      </w:r>
-      <w:r>
-        <w:rPr>
-          <w:lang w:val="zh_CN" w:bidi="zh_CN"/>
-        </w:rPr>
+        <w:t>Familiarization, Internalization, Articulation (Fia) Terms</w:t>
+      </w:r>
+      <w:r>
+        <w:rPr>
+          <w:lang w:val="zh_CN" w:bidi="zh_CN"/>
+        </w:rPr>
+        <w:t xml:space="preserve"> (Chinese (Simplified)) is based on: </w:t>
+      </w:r>
+      <w:r>
+        <w:rPr>
+          <w:lang w:val="zh_CN" w:bidi="zh_CN"/>
+        </w:rPr>
+        <w:t>Familiarization, Internalization, Articulation (Fia) Terms</w:t>
+      </w:r>
+      <w:r>
+        <w:rPr>
+          <w:lang w:val="zh_CN" w:bidi="zh_CN"/>
+        </w:rPr>
+        <w:t xml:space="preserve">, </w:t>
+      </w:r>
+      <w:hyperlink r:id="rId13">
+        <w:r>
+          <w:rPr>
+            <w:lang w:val="zh_CN" w:bidi="zh_CN"/>
+          </w:rPr>
+          <w:rPr>
+            <w:color w:val="0000EE"/>
+            <w:u w:val="single"/>
+          </w:rPr>
+          <w:t>SRV Partners</w:t>
+        </w:r>
+      </w:hyperlink>
+      <w:r>
+        <w:rPr>
+          <w:lang w:val="zh_CN" w:bidi="zh_CN"/>
+        </w:rPr>
+        <w:t xml:space="preserve">, 2023, which is licensed under a </w:t>
+      </w:r>
+      <w:hyperlink r:id="rId14">
+        <w:r>
+          <w:rPr>
+            <w:lang w:val="zh_CN" w:bidi="zh_CN"/>
+          </w:rPr>
+          <w:rPr>
+            <w:color w:val="0000EE"/>
+            <w:u w:val="single"/>
+          </w:rPr>
+          <w:t>CC BY-SA 4.0 license</w:t>
+        </w:r>
+      </w:hyperlink>
+      <w:r>
+        <w:rPr>
+          <w:lang w:val="zh_CN" w:bidi="zh_CN"/>
+        </w:rPr>
+        <w:t>.</w:t>
       </w:r>
       <w:r>
         <w:rPr>
@@ -83,6 +102,30 @@
       </w:r>
     </w:p>
     <w:p>
+      <w:pPr/>
+      <w:r>
+        <w:rPr>
+          <w:lang w:val="zh_CN" w:bidi="zh_CN"/>
+        </w:rPr>
+      </w:r>
+      <w:r>
+        <w:rPr>
+          <w:lang w:val="zh_CN" w:bidi="zh_CN"/>
+        </w:rPr>
+        <w:t>This PDF version is provided under the same license.</w:t>
+      </w:r>
+      <w:r>
+        <w:rPr>
+          <w:lang w:val="zh_CN" w:bidi="zh_CN"/>
+        </w:rPr>
+      </w:r>
+      <w:r>
+        <w:rPr>
+          <w:lang w:val="zh_CN" w:bidi="zh_CN"/>
+        </w:rPr>
+      </w:r>
+    </w:p>
+    <w:p>
       <w:pPr>
         <w:pStyle w:val="Heading1"/>
       </w:pPr>
@@ -90,7 +133,7 @@
         <w:rPr>
           <w:lang w:val="zh_CN" w:bidi="zh_CN"/>
         </w:rPr>
-        <w:t>关键词 (SRV)</w:t>
+        <w:t>Familiarization, Internalization, Articulation (Fia) Terms</w:t>
       </w:r>
     </w:p>
     <w:p>
@@ -232,60 +275,90 @@
         </w:rPr>
         <w:t>神应许</w:t>
       </w:r>
-      <w:r>
-        <w:rPr>
-          <w:lang w:val="zh_CN" w:bidi="zh_CN"/>
-        </w:rPr>
-        <w:t>亚伯拉罕</w:t>
-      </w:r>
+      <w:hyperlink r:id="rId15">
+        <w:r>
+          <w:rPr>
+            <w:lang w:val="zh_CN" w:bidi="zh_CN"/>
+          </w:rPr>
+          <w:rPr>
+            <w:color w:val="0000EE"/>
+            <w:u w:val="single"/>
+          </w:rPr>
+          <w:t>亚伯拉罕</w:t>
+        </w:r>
+      </w:hyperlink>
       <w:r>
         <w:rPr>
           <w:lang w:val="zh_CN" w:bidi="zh_CN"/>
         </w:rPr>
         <w:t>会</w:t>
       </w:r>
-      <w:r>
-        <w:rPr>
-          <w:lang w:val="zh_CN" w:bidi="zh_CN"/>
-        </w:rPr>
-        <w:t>祝福</w:t>
-      </w:r>
+      <w:hyperlink r:id="rId16">
+        <w:r>
+          <w:rPr>
+            <w:lang w:val="zh_CN" w:bidi="zh_CN"/>
+          </w:rPr>
+          <w:rPr>
+            <w:color w:val="0000EE"/>
+            <w:u w:val="single"/>
+          </w:rPr>
+          <w:t>祝福</w:t>
+        </w:r>
+      </w:hyperlink>
       <w:r>
         <w:rPr>
           <w:lang w:val="zh_CN" w:bidi="zh_CN"/>
         </w:rPr>
         <w:t>亚伯拉罕的</w:t>
       </w:r>
-      <w:r>
-        <w:rPr>
-          <w:lang w:val="zh_CN" w:bidi="zh_CN"/>
-        </w:rPr>
-        <w:t>后裔</w:t>
-      </w:r>
+      <w:hyperlink r:id="rId17">
+        <w:r>
+          <w:rPr>
+            <w:lang w:val="zh_CN" w:bidi="zh_CN"/>
+          </w:rPr>
+          <w:rPr>
+            <w:color w:val="0000EE"/>
+            <w:u w:val="single"/>
+          </w:rPr>
+          <w:t>后裔</w:t>
+        </w:r>
+      </w:hyperlink>
       <w:r>
         <w:rPr>
           <w:lang w:val="zh_CN" w:bidi="zh_CN"/>
         </w:rPr>
         <w:t>。 亚伯拉罕的后裔将成为</w:t>
       </w:r>
-      <w:r>
-        <w:rPr>
-          <w:lang w:val="zh_CN" w:bidi="zh_CN"/>
-        </w:rPr>
-        <w:t>万国</w:t>
-      </w:r>
+      <w:hyperlink r:id="rId18">
+        <w:r>
+          <w:rPr>
+            <w:lang w:val="zh_CN" w:bidi="zh_CN"/>
+          </w:rPr>
+          <w:rPr>
+            <w:color w:val="0000EE"/>
+            <w:u w:val="single"/>
+          </w:rPr>
+          <w:t>万国</w:t>
+        </w:r>
+      </w:hyperlink>
       <w:r>
         <w:rPr>
           <w:lang w:val="zh_CN" w:bidi="zh_CN"/>
         </w:rPr>
         <w:t>的祝福，神会赐给他们一块土地，让他们可以居住。 亚伯拉罕的后嗣是以撒。 亚伯拉罕死后，亚伯拉罕的儿子以撒继承了这个应许。 这意味着神对亚伯拉罕的应许，现在也是对以撒的应许。 以撒死后，以撒的儿子雅各继承了这个应许。 通过雅各，所有</w:t>
       </w:r>
-      <w:r>
-        <w:rPr>
-          <w:lang w:val="zh_CN" w:bidi="zh_CN"/>
-        </w:rPr>
-        <w:t>以色列人</w:t>
-      </w:r>
+      <w:hyperlink r:id="rId19">
+        <w:r>
+          <w:rPr>
+            <w:lang w:val="zh_CN" w:bidi="zh_CN"/>
+          </w:rPr>
+          <w:rPr>
+            <w:color w:val="0000EE"/>
+            <w:u w:val="single"/>
+          </w:rPr>
+          <w:t>以色列人</w:t>
+        </w:r>
+      </w:hyperlink>
       <w:r>
         <w:rPr>
           <w:lang w:val="zh_CN" w:bidi="zh_CN"/>
@@ -320,24 +393,36 @@
         </w:rPr>
         <w:t>新约也说，耶稣是万有的后嗣。 耶稣是</w:t>
       </w:r>
-      <w:r>
-        <w:rPr>
-          <w:lang w:val="zh_CN" w:bidi="zh_CN"/>
-        </w:rPr>
-        <w:t>神的儿子</w:t>
-      </w:r>
+      <w:hyperlink r:id="rId20">
+        <w:r>
+          <w:rPr>
+            <w:lang w:val="zh_CN" w:bidi="zh_CN"/>
+          </w:rPr>
+          <w:rPr>
+            <w:color w:val="0000EE"/>
+            <w:u w:val="single"/>
+          </w:rPr>
+          <w:t>神的儿子</w:t>
+        </w:r>
+      </w:hyperlink>
       <w:r>
         <w:rPr>
           <w:lang w:val="zh_CN" w:bidi="zh_CN"/>
         </w:rPr>
         <w:t>。 现在，我们当然知道父神永远不会死，所以这并不意味着耶稣会在神死后继承这些东西。 当圣经说耶稣是后嗣时，这意味着一切都理所当然地属于耶稣。 整个世界都属于耶稣，</w:t>
       </w:r>
-      <w:r>
-        <w:rPr>
-          <w:lang w:val="zh_CN" w:bidi="zh_CN"/>
-        </w:rPr>
-        <w:t>神的国</w:t>
-      </w:r>
+      <w:hyperlink r:id="rId21">
+        <w:r>
+          <w:rPr>
+            <w:lang w:val="zh_CN" w:bidi="zh_CN"/>
+          </w:rPr>
+          <w:rPr>
+            <w:color w:val="0000EE"/>
+            <w:u w:val="single"/>
+          </w:rPr>
+          <w:t>神的国</w:t>
+        </w:r>
+      </w:hyperlink>
       <w:r>
         <w:rPr>
           <w:lang w:val="zh_CN" w:bidi="zh_CN"/>
@@ -358,29 +443,112 @@
         </w:rPr>
         <w:t>新约也称</w:t>
       </w:r>
-      <w:r>
-        <w:rPr>
-          <w:lang w:val="zh_CN" w:bidi="zh_CN"/>
-        </w:rPr>
-        <w:t>信</w:t>
-      </w:r>
+      <w:hyperlink r:id="rId22">
+        <w:r>
+          <w:rPr>
+            <w:lang w:val="zh_CN" w:bidi="zh_CN"/>
+          </w:rPr>
+          <w:rPr>
+            <w:color w:val="0000EE"/>
+            <w:u w:val="single"/>
+          </w:rPr>
+          <w:t>信</w:t>
+        </w:r>
+      </w:hyperlink>
       <w:r>
         <w:rPr>
           <w:lang w:val="zh_CN" w:bidi="zh_CN"/>
         </w:rPr>
         <w:t>耶稣的人与耶稣一起"同作后嗣"。 耶稣正在与所有信靠祂为</w:t>
       </w:r>
-      <w:r>
-        <w:rPr>
-          <w:lang w:val="zh_CN" w:bidi="zh_CN"/>
-        </w:rPr>
-        <w:t>救主</w:t>
-      </w:r>
+      <w:hyperlink r:id="rId23">
+        <w:r>
+          <w:rPr>
+            <w:lang w:val="zh_CN" w:bidi="zh_CN"/>
+          </w:rPr>
+          <w:rPr>
+            <w:color w:val="0000EE"/>
+            <w:u w:val="single"/>
+          </w:rPr>
+          <w:t>救主</w:t>
+        </w:r>
+      </w:hyperlink>
       <w:r>
         <w:rPr>
           <w:lang w:val="zh_CN" w:bidi="zh_CN"/>
         </w:rPr>
         <w:t>的人分享祂的产业！</w:t>
+      </w:r>
+      <w:r>
+        <w:rPr>
+          <w:lang w:val="zh_CN" w:bidi="zh_CN"/>
+        </w:rPr>
+      </w:r>
+      <w:r>
+        <w:rPr>
+          <w:lang w:val="zh_CN" w:bidi="zh_CN"/>
+        </w:rPr>
+      </w:r>
+    </w:p>
+    <w:p>
+      <w:pPr/>
+      <w:r>
+        <w:rPr>
+          <w:lang w:val="zh_CN" w:bidi="zh_CN"/>
+        </w:rPr>
+      </w:r>
+    </w:p>
+    <w:p>
+      <w:pPr>
+        <w:pStyle w:val="Heading2"/>
+      </w:pPr>
+      <w:r>
+        <w:rPr>
+          <w:lang w:val="zh_CN" w:bidi="zh_CN"/>
+        </w:rPr>
+        <w:t>后嗣</w:t>
+      </w:r>
+      <w:r>
+        <w:rPr>
+          <w:lang w:val="zh_CN" w:bidi="zh_CN"/>
+        </w:rPr>
+      </w:r>
+    </w:p>
+    <w:p>
+      <w:pPr>
+        <w:pStyle w:val="Heading4"/>
+      </w:pPr>
+      <w:r>
+        <w:rPr>
+          <w:lang w:val="zh_CN" w:bidi="zh_CN"/>
+        </w:rPr>
+        <w:t>Audio Content</w:t>
+      </w:r>
+    </w:p>
+    <w:p>
+      <w:pPr/>
+      <w:r>
+        <w:rPr>
+          <w:lang w:val="zh_CN" w:bidi="zh_CN"/>
+        </w:rPr>
+      </w:r>
+      <w:hyperlink r:id="rId24">
+        <w:r>
+          <w:rPr>
+            <w:lang w:val="zh_CN" w:bidi="zh_CN"/>
+          </w:rPr>
+          <w:rPr>
+            <w:color w:val="0000EE"/>
+            <w:u w:val="single"/>
+          </w:rPr>
+          <w:t>mp3 file</w:t>
+        </w:r>
+      </w:hyperlink>
+      <w:r>
+        <w:rPr>
+          <w:lang w:val="zh_CN" w:bidi="zh_CN"/>
+        </w:rPr>
+        <w:t xml:space="preserve"> (None KB)</w:t>
       </w:r>
       <w:r>
         <w:rPr>

--- a/zhs/docx/027.content.docx
+++ b/zhs/docx/027.content.docx
@@ -39,80 +39,37 @@
           <w:b/>
           <w:lang w:val="zh_CN" w:bidi="zh_CN"/>
         </w:rPr>
-        <w:t>Familiarization, Internalization, Articulation (Fia) Terms</w:t>
+        <w:t>Familiarization, Internalization, Articulation (FIA) Key Terms</w:t>
       </w:r>
       <w:r>
         <w:rPr>
           <w:lang w:val="zh_CN" w:bidi="zh_CN"/>
         </w:rPr>
-        <w:t xml:space="preserve"> (Chinese (Simplified)) is based on: </w:t>
+        <w:t xml:space="preserve"> © 2023 SRV Partners Released under CC BY-SA 4.0 license. </w:t>
       </w:r>
       <w:r>
         <w:rPr>
           <w:lang w:val="zh_CN" w:bidi="zh_CN"/>
         </w:rPr>
-        <w:t>Familiarization, Internalization, Articulation (Fia) Terms</w:t>
+        <w:t>Familiarization, Internalization, Articulation (FIA) Key Terms</w:t>
       </w:r>
       <w:r>
         <w:rPr>
           <w:lang w:val="zh_CN" w:bidi="zh_CN"/>
         </w:rPr>
-        <w:t xml:space="preserve">, </w:t>
-      </w:r>
-      <w:hyperlink r:id="rId13">
-        <w:r>
-          <w:rPr>
-            <w:lang w:val="zh_CN" w:bidi="zh_CN"/>
-          </w:rPr>
-          <w:rPr>
-            <w:color w:val="0000EE"/>
-            <w:u w:val="single"/>
-          </w:rPr>
-          <w:t>SRV Partners</w:t>
-        </w:r>
-      </w:hyperlink>
+        <w:t xml:space="preserve"> has been adapted in the following languages Tok Pisin, عربي, Français, हिंदी, Bahasa Indonesia, Português, Русский, Español, Kiswahili, 简体中文 from </w:t>
+      </w:r>
       <w:r>
         <w:rPr>
           <w:lang w:val="zh_CN" w:bidi="zh_CN"/>
         </w:rPr>
-        <w:t xml:space="preserve">, 2023, which is licensed under a </w:t>
-      </w:r>
-      <w:hyperlink r:id="rId14">
-        <w:r>
-          <w:rPr>
-            <w:lang w:val="zh_CN" w:bidi="zh_CN"/>
-          </w:rPr>
-          <w:rPr>
-            <w:color w:val="0000EE"/>
-            <w:u w:val="single"/>
-          </w:rPr>
-          <w:t>CC BY-SA 4.0 license</w:t>
-        </w:r>
-      </w:hyperlink>
+        <w:t>Familiarization, Internalization, Articulation (FIA)</w:t>
+      </w:r>
       <w:r>
         <w:rPr>
           <w:lang w:val="zh_CN" w:bidi="zh_CN"/>
         </w:rPr>
-        <w:t>.</w:t>
-      </w:r>
-      <w:r>
-        <w:rPr>
-          <w:lang w:val="zh_CN" w:bidi="zh_CN"/>
-        </w:rPr>
-      </w:r>
-    </w:p>
-    <w:p>
-      <w:pPr/>
-      <w:r>
-        <w:rPr>
-          <w:lang w:val="zh_CN" w:bidi="zh_CN"/>
-        </w:rPr>
-      </w:r>
-      <w:r>
-        <w:rPr>
-          <w:lang w:val="zh_CN" w:bidi="zh_CN"/>
-        </w:rPr>
-        <w:t>This PDF version is provided under the same license.</w:t>
+        <w:t xml:space="preserve"> © 2023 SRV Partners. Released under CC BY-SA 4.0 license by Mission Mutual</w:t>
       </w:r>
       <w:r>
         <w:rPr>
@@ -275,7 +232,7 @@
         </w:rPr>
         <w:t>神应许</w:t>
       </w:r>
-      <w:hyperlink r:id="rId15">
+      <w:hyperlink r:id="rId13">
         <w:r>
           <w:rPr>
             <w:lang w:val="zh_CN" w:bidi="zh_CN"/>
@@ -293,7 +250,7 @@
         </w:rPr>
         <w:t>会</w:t>
       </w:r>
-      <w:hyperlink r:id="rId16">
+      <w:hyperlink r:id="rId14">
         <w:r>
           <w:rPr>
             <w:lang w:val="zh_CN" w:bidi="zh_CN"/>
@@ -311,7 +268,7 @@
         </w:rPr>
         <w:t>亚伯拉罕的</w:t>
       </w:r>
-      <w:hyperlink r:id="rId17">
+      <w:hyperlink r:id="rId15">
         <w:r>
           <w:rPr>
             <w:lang w:val="zh_CN" w:bidi="zh_CN"/>
@@ -329,7 +286,7 @@
         </w:rPr>
         <w:t>。 亚伯拉罕的后裔将成为</w:t>
       </w:r>
-      <w:hyperlink r:id="rId18">
+      <w:hyperlink r:id="rId16">
         <w:r>
           <w:rPr>
             <w:lang w:val="zh_CN" w:bidi="zh_CN"/>
@@ -347,7 +304,7 @@
         </w:rPr>
         <w:t>的祝福，神会赐给他们一块土地，让他们可以居住。 亚伯拉罕的后嗣是以撒。 亚伯拉罕死后，亚伯拉罕的儿子以撒继承了这个应许。 这意味着神对亚伯拉罕的应许，现在也是对以撒的应许。 以撒死后，以撒的儿子雅各继承了这个应许。 通过雅各，所有</w:t>
       </w:r>
-      <w:hyperlink r:id="rId19">
+      <w:hyperlink r:id="rId17">
         <w:r>
           <w:rPr>
             <w:lang w:val="zh_CN" w:bidi="zh_CN"/>
@@ -393,7 +350,7 @@
         </w:rPr>
         <w:t>新约也说，耶稣是万有的后嗣。 耶稣是</w:t>
       </w:r>
-      <w:hyperlink r:id="rId20">
+      <w:hyperlink r:id="rId18">
         <w:r>
           <w:rPr>
             <w:lang w:val="zh_CN" w:bidi="zh_CN"/>
@@ -411,7 +368,7 @@
         </w:rPr>
         <w:t>。 现在，我们当然知道父神永远不会死，所以这并不意味着耶稣会在神死后继承这些东西。 当圣经说耶稣是后嗣时，这意味着一切都理所当然地属于耶稣。 整个世界都属于耶稣，</w:t>
       </w:r>
-      <w:hyperlink r:id="rId21">
+      <w:hyperlink r:id="rId19">
         <w:r>
           <w:rPr>
             <w:lang w:val="zh_CN" w:bidi="zh_CN"/>
@@ -443,7 +400,7 @@
         </w:rPr>
         <w:t>新约也称</w:t>
       </w:r>
-      <w:hyperlink r:id="rId22">
+      <w:hyperlink r:id="rId20">
         <w:r>
           <w:rPr>
             <w:lang w:val="zh_CN" w:bidi="zh_CN"/>
@@ -461,7 +418,7 @@
         </w:rPr>
         <w:t>耶稣的人与耶稣一起"同作后嗣"。 耶稣正在与所有信靠祂为</w:t>
       </w:r>
-      <w:hyperlink r:id="rId23">
+      <w:hyperlink r:id="rId21">
         <w:r>
           <w:rPr>
             <w:lang w:val="zh_CN" w:bidi="zh_CN"/>
@@ -532,7 +489,7 @@
           <w:lang w:val="zh_CN" w:bidi="zh_CN"/>
         </w:rPr>
       </w:r>
-      <w:hyperlink r:id="rId24">
+      <w:hyperlink r:id="rId22">
         <w:r>
           <w:rPr>
             <w:lang w:val="zh_CN" w:bidi="zh_CN"/>

--- a/zhs/docx/027.content.docx
+++ b/zhs/docx/027.content.docx
@@ -45,7 +45,7 @@
         <w:rPr>
           <w:lang w:val="zh_CN" w:bidi="zh_CN"/>
         </w:rPr>
-        <w:t xml:space="preserve"> © 2023 SRV Partners Released under CC BY-SA 4.0 license. </w:t>
+        <w:t xml:space="preserve"> © 2025 Word Collective Released under CC BY-SA 4.0 license. </w:t>
       </w:r>
       <w:r>
         <w:rPr>
@@ -69,7 +69,7 @@
         <w:rPr>
           <w:lang w:val="zh_CN" w:bidi="zh_CN"/>
         </w:rPr>
-        <w:t xml:space="preserve"> © 2023 SRV Partners. Released under CC BY-SA 4.0 license by Mission Mutual</w:t>
+        <w:t xml:space="preserve"> © 2025 Word Collective. Released under CC BY-SA 4.0 license by Mission Mutual</w:t>
       </w:r>
       <w:r>
         <w:rPr>
